--- a/testakten/sanierungsgewinn-insolvenzplan-grossbach-druckguss-erfurt-2026/11_korrespondenz_engelmeier_zu_spaet_antrag_diskussion.docx
+++ b/testakten/sanierungsgewinn-insolvenzplan-grossbach-druckguss-erfurt-2026/11_korrespondenz_engelmeier_zu_spaet_antrag_diskussion.docx
@@ -5,10 +5,13 @@
     <w:p>
       <w:pPr>
         <w:pStyle w:val="Heading1"/>
+        <w:spacing w:after="160" w:line="259" w:lineRule="auto"/>
       </w:pPr>
       <w:r>
         <w:rPr>
           <w:rFonts w:ascii="Times New Roman" w:hAnsi="Times New Roman"/>
+          <w:b/>
+          <w:sz w:val="28"/>
         </w:rPr>
         <w:t>11 Korrespondenz Engelmeier — Diskussion "Antrag zu spät" und Einlage-Korrektur</w:t>
       </w:r>
@@ -16,6 +19,7 @@
     <w:p>
       <w:pPr>
         <w:pStyle w:val="Heading2"/>
+        <w:spacing w:line="259" w:lineRule="auto" w:after="60"/>
       </w:pPr>
       <w:r>
         <w:rPr>
@@ -26,34 +30,51 @@
     </w:p>
     <w:p>
       <w:pPr>
+        <w:spacing w:before="120" w:after="60" w:line="259" w:lineRule="auto"/>
         <w:jc w:val="left"/>
       </w:pPr>
       <w:r>
         <w:rPr>
+          <w:rFonts w:ascii="Times New Roman" w:hAnsi="Times New Roman"/>
           <w:b/>
+          <w:sz w:val="22"/>
         </w:rPr>
         <w:t>Von:</w:t>
       </w:r>
       <w:r>
+        <w:rPr>
+          <w:rFonts w:ascii="Times New Roman" w:hAnsi="Times New Roman"/>
+          <w:b/>
+          <w:sz w:val="22"/>
+        </w:rPr>
         <w:t xml:space="preserve"> thorsten.engelmeier@engelmeier-stb.de</w:t>
       </w:r>
     </w:p>
     <w:p>
       <w:pPr>
+        <w:spacing w:before="120" w:after="60" w:line="259" w:lineRule="auto"/>
         <w:jc w:val="left"/>
       </w:pPr>
       <w:r>
         <w:rPr>
+          <w:rFonts w:ascii="Times New Roman" w:hAnsi="Times New Roman"/>
           <w:b/>
+          <w:sz w:val="22"/>
         </w:rPr>
         <w:t>An:</w:t>
       </w:r>
       <w:r>
+        <w:rPr>
+          <w:rFonts w:ascii="Times New Roman" w:hAnsi="Times New Roman"/>
+          <w:b/>
+          <w:sz w:val="22"/>
+        </w:rPr>
         <w:t xml:space="preserve"> drosselberg@drosselberg-partner.de</w:t>
       </w:r>
     </w:p>
     <w:p>
       <w:pPr>
+        <w:spacing w:line="259" w:lineRule="auto" w:after="60"/>
         <w:jc w:val="left"/>
       </w:pPr>
       <w:r>
@@ -68,42 +89,67 @@
     </w:p>
     <w:p>
       <w:pPr>
+        <w:spacing w:before="120" w:after="60" w:line="259" w:lineRule="auto"/>
         <w:jc w:val="left"/>
       </w:pPr>
       <w:r>
         <w:rPr>
-          <w:b/>
+          <w:rFonts w:ascii="Times New Roman" w:hAnsi="Times New Roman"/>
+          <w:b w:val="0"/>
+          <w:i w:val="0"/>
+          <w:sz w:val="22"/>
         </w:rPr>
         <w:t>Datum:</w:t>
       </w:r>
       <w:r>
+        <w:rPr>
+          <w:rFonts w:ascii="Times New Roman" w:hAnsi="Times New Roman"/>
+          <w:b w:val="0"/>
+          <w:i w:val="0"/>
+          <w:sz w:val="22"/>
+        </w:rPr>
         <w:t xml:space="preserve"> 24.05.2026, 18:42</w:t>
       </w:r>
     </w:p>
     <w:p>
       <w:pPr>
+        <w:spacing w:before="120" w:after="60" w:line="259" w:lineRule="auto"/>
         <w:jc w:val="left"/>
       </w:pPr>
       <w:r>
         <w:rPr>
+          <w:rFonts w:ascii="Times New Roman" w:hAnsi="Times New Roman"/>
           <w:b/>
+          <w:sz w:val="22"/>
         </w:rPr>
         <w:t>Betreff:</w:t>
       </w:r>
       <w:r>
+        <w:rPr>
+          <w:rFonts w:ascii="Times New Roman" w:hAnsi="Times New Roman"/>
+          <w:b/>
+          <w:sz w:val="22"/>
+        </w:rPr>
         <w:t xml:space="preserve"> Antrag § 3a IV EStG — Verzögerung und Anmerkungen</w:t>
       </w:r>
     </w:p>
     <w:p>
       <w:pPr>
+        <w:spacing w:before="120" w:after="60" w:line="259" w:lineRule="auto"/>
         <w:jc w:val="left"/>
       </w:pPr>
       <w:r>
+        <w:rPr>
+          <w:rFonts w:ascii="Times New Roman" w:hAnsi="Times New Roman"/>
+          <w:b/>
+          <w:sz w:val="22"/>
+        </w:rPr>
         <w:t>Sehr geehrter Herr Dr. Drosselberg,</w:t>
       </w:r>
     </w:p>
     <w:p>
       <w:pPr>
+        <w:spacing w:line="259" w:lineRule="auto" w:after="60"/>
         <w:jc w:val="left"/>
       </w:pPr>
       <w:r>
@@ -113,6 +159,7 @@
     <w:p>
       <w:pPr>
         <w:pStyle w:val="ListNumber"/>
+        <w:spacing w:line="259" w:lineRule="auto" w:after="60"/>
       </w:pPr>
       <w:r>
         <w:t>Ich hatte mit Herrn Weissbrod (FA Erfurt) am 21.05.2026 telefoniert; er meinte, der Antrag könne auch nach Plan-Bestätigung gestellt werden, solange der Bescheid 2026 noch nicht bestandskraeftig ist.</w:t>
@@ -121,6 +168,7 @@
     <w:p>
       <w:pPr>
         <w:pStyle w:val="ListNumber"/>
+        <w:spacing w:line="259" w:lineRule="auto" w:after="60"/>
       </w:pPr>
       <w:r>
         <w:t>Die in der Verrechnungsmatrix angesetzte Hauptzahl 38 Mio EUR ist nicht ganz konsistent mit Frage 5 der verbindlichen Auskunft (Einlage Gesellschafterdarlehen 4 Mio EUR). Ich wollte das vor Versand klären.</w:t>
@@ -129,6 +177,7 @@
     <w:p>
       <w:pPr>
         <w:pStyle w:val="ListNumber"/>
+        <w:spacing w:line="259" w:lineRule="auto" w:after="60"/>
       </w:pPr>
       <w:r>
         <w:t>Sie hatten mir die Anlage 7c "Mustertext darstellender Teil — Steuerliche Behandlung Sanierungsertrag" noch nicht final freigegeben.</w:t>
@@ -136,6 +185,7 @@
     </w:p>
     <w:p>
       <w:pPr>
+        <w:spacing w:line="259" w:lineRule="auto" w:after="60"/>
         <w:jc w:val="left"/>
       </w:pPr>
       <w:r>
@@ -144,6 +194,7 @@
     </w:p>
     <w:p>
       <w:pPr>
+        <w:spacing w:line="259" w:lineRule="auto" w:after="60"/>
         <w:jc w:val="left"/>
       </w:pPr>
       <w:r>
@@ -152,6 +203,7 @@
     </w:p>
     <w:p>
       <w:pPr>
+        <w:spacing w:line="259" w:lineRule="auto" w:after="60"/>
         <w:jc w:val="left"/>
       </w:pPr>
       <w:r>
@@ -160,6 +212,7 @@
     </w:p>
     <w:p>
       <w:pPr>
+        <w:spacing w:line="259" w:lineRule="auto" w:after="60"/>
         <w:jc w:val="left"/>
       </w:pPr>
       <w:r>
@@ -169,6 +222,7 @@
     <w:p>
       <w:pPr>
         <w:pStyle w:val="Heading2"/>
+        <w:spacing w:line="259" w:lineRule="auto" w:after="60"/>
       </w:pPr>
       <w:r>
         <w:rPr>
@@ -179,6 +233,7 @@
     </w:p>
     <w:p>
       <w:pPr>
+        <w:spacing w:line="259" w:lineRule="auto" w:after="60"/>
         <w:jc w:val="left"/>
       </w:pPr>
       <w:r>
@@ -193,6 +248,7 @@
     </w:p>
     <w:p>
       <w:pPr>
+        <w:spacing w:line="259" w:lineRule="auto" w:after="60"/>
         <w:jc w:val="left"/>
       </w:pPr>
       <w:r>
@@ -207,6 +263,7 @@
     </w:p>
     <w:p>
       <w:pPr>
+        <w:spacing w:line="259" w:lineRule="auto" w:after="60"/>
         <w:jc w:val="left"/>
       </w:pPr>
       <w:r>
@@ -221,6 +278,7 @@
     </w:p>
     <w:p>
       <w:pPr>
+        <w:spacing w:line="259" w:lineRule="auto" w:after="60"/>
         <w:jc w:val="left"/>
       </w:pPr>
       <w:r>
@@ -229,6 +287,7 @@
     </w:p>
     <w:p>
       <w:pPr>
+        <w:spacing w:line="259" w:lineRule="auto" w:after="60"/>
         <w:jc w:val="left"/>
       </w:pPr>
       <w:r>
@@ -247,6 +306,7 @@
     <w:p>
       <w:pPr>
         <w:pStyle w:val="ListNumber"/>
+        <w:spacing w:line="259" w:lineRule="auto" w:after="60"/>
       </w:pPr>
       <w:r>
         <w:t xml:space="preserve">Reichen Sie den Antrag § 3a IV EStG </w:t>
@@ -264,6 +324,7 @@
     <w:p>
       <w:pPr>
         <w:pStyle w:val="ListNumber"/>
+        <w:spacing w:line="259" w:lineRule="auto" w:after="60"/>
       </w:pPr>
       <w:r>
         <w:t xml:space="preserve">Der Hinweis von Herrn Weissbrod telefonisch ist nicht bindend. Mass gebend ist die schriftliche Auskunft vom 11.05.2026 — und die verweist explizit auf die Linie des FG Koeln 12 K 1413/25, die im verspäteten Fall </w:t>
@@ -281,6 +342,7 @@
     <w:p>
       <w:pPr>
         <w:pStyle w:val="ListNumber"/>
+        <w:spacing w:line="259" w:lineRule="auto" w:after="60"/>
       </w:pPr>
       <w:r>
         <w:t>Der Eroerterungs- und Abstimmungstermin am 18.06.2026 ist verfahrensrechtlich relevant für die Gläubiger-Bestätigung der Sanierungsabsicht. Wenn der Antrag erst später kommt, könnte das FA die Sanierungsabsicht-Dokumentation als auf den Antragszeitpunkt verschoben werten und dann nach der FG-Koeln-Linie kritisch sehen.</w:t>
@@ -288,6 +350,7 @@
     </w:p>
     <w:p>
       <w:pPr>
+        <w:spacing w:line="259" w:lineRule="auto" w:after="60"/>
         <w:jc w:val="left"/>
       </w:pPr>
       <w:r>
@@ -296,6 +359,7 @@
     </w:p>
     <w:p>
       <w:pPr>
+        <w:spacing w:line="259" w:lineRule="auto" w:after="60"/>
         <w:jc w:val="left"/>
       </w:pPr>
       <w:r>
@@ -592,6 +656,7 @@
     </w:tbl>
     <w:p>
       <w:pPr>
+        <w:spacing w:line="259" w:lineRule="auto" w:after="60"/>
         <w:jc w:val="left"/>
       </w:pPr>
       <w:r>
@@ -600,6 +665,7 @@
     </w:p>
     <w:p>
       <w:pPr>
+        <w:spacing w:line="259" w:lineRule="auto" w:after="60"/>
         <w:jc w:val="left"/>
       </w:pPr>
       <w:r>
@@ -608,6 +674,7 @@
     </w:p>
     <w:p>
       <w:pPr>
+        <w:spacing w:line="259" w:lineRule="auto" w:after="60"/>
         <w:jc w:val="left"/>
       </w:pPr>
       <w:r>
@@ -616,6 +683,7 @@
     </w:p>
     <w:p>
       <w:pPr>
+        <w:spacing w:line="259" w:lineRule="auto" w:after="60"/>
         <w:jc w:val="left"/>
       </w:pPr>
       <w:r>
@@ -625,6 +693,7 @@
     <w:p>
       <w:pPr>
         <w:pStyle w:val="Heading2"/>
+        <w:spacing w:line="259" w:lineRule="auto" w:after="60"/>
       </w:pPr>
       <w:r>
         <w:rPr>
@@ -635,6 +704,7 @@
     </w:p>
     <w:p>
       <w:pPr>
+        <w:spacing w:line="259" w:lineRule="auto" w:after="60"/>
         <w:jc w:val="left"/>
       </w:pPr>
       <w:r>
@@ -661,6 +731,7 @@
     </w:p>
     <w:p>
       <w:pPr>
+        <w:spacing w:line="259" w:lineRule="auto" w:after="60"/>
         <w:jc w:val="left"/>
       </w:pPr>
       <w:r>
@@ -670,6 +741,7 @@
     <w:p>
       <w:pPr>
         <w:pStyle w:val="Heading2"/>
+        <w:spacing w:line="259" w:lineRule="auto" w:after="60"/>
       </w:pPr>
       <w:r>
         <w:rPr>
@@ -680,6 +752,7 @@
     </w:p>
     <w:p>
       <w:pPr>
+        <w:spacing w:line="259" w:lineRule="auto" w:after="60"/>
         <w:jc w:val="left"/>
       </w:pPr>
       <w:r>
@@ -694,6 +767,7 @@
     </w:p>
     <w:p>
       <w:pPr>
+        <w:spacing w:line="259" w:lineRule="auto" w:after="60"/>
         <w:jc w:val="left"/>
       </w:pPr>
       <w:r>
@@ -708,6 +782,7 @@
     </w:p>
     <w:p>
       <w:pPr>
+        <w:spacing w:line="259" w:lineRule="auto" w:after="60"/>
         <w:jc w:val="left"/>
       </w:pPr>
       <w:r>
@@ -722,6 +797,7 @@
     </w:p>
     <w:p>
       <w:pPr>
+        <w:spacing w:line="259" w:lineRule="auto" w:after="60"/>
         <w:jc w:val="left"/>
       </w:pPr>
       <w:r>
@@ -736,6 +812,7 @@
     </w:p>
     <w:p>
       <w:pPr>
+        <w:spacing w:line="259" w:lineRule="auto" w:after="60"/>
         <w:jc w:val="left"/>
       </w:pPr>
       <w:r>
@@ -744,6 +821,7 @@
     </w:p>
     <w:p>
       <w:pPr>
+        <w:spacing w:line="259" w:lineRule="auto" w:after="60"/>
         <w:jc w:val="left"/>
       </w:pPr>
       <w:r>
@@ -761,6 +839,7 @@
     </w:p>
     <w:p>
       <w:pPr>
+        <w:spacing w:line="259" w:lineRule="auto" w:after="60"/>
         <w:jc w:val="left"/>
       </w:pPr>
       <w:r>
@@ -770,6 +849,7 @@
     <w:p>
       <w:pPr>
         <w:pStyle w:val="ListNumber"/>
+        <w:spacing w:line="259" w:lineRule="auto" w:after="60"/>
       </w:pPr>
       <w:r>
         <w:rPr>
@@ -784,6 +864,7 @@
     <w:p>
       <w:pPr>
         <w:pStyle w:val="ListNumber"/>
+        <w:spacing w:line="259" w:lineRule="auto" w:after="60"/>
       </w:pPr>
       <w:r>
         <w:rPr>
@@ -798,6 +879,7 @@
     <w:p>
       <w:pPr>
         <w:pStyle w:val="ListNumber"/>
+        <w:spacing w:line="259" w:lineRule="auto" w:after="60"/>
       </w:pPr>
       <w:r>
         <w:rPr>
@@ -812,6 +894,7 @@
     <w:p>
       <w:pPr>
         <w:pStyle w:val="ListNumber"/>
+        <w:spacing w:line="259" w:lineRule="auto" w:after="60"/>
       </w:pPr>
       <w:r>
         <w:rPr>
@@ -826,6 +909,7 @@
     <w:p>
       <w:pPr>
         <w:pStyle w:val="ListNumber"/>
+        <w:spacing w:line="259" w:lineRule="auto" w:after="60"/>
       </w:pPr>
       <w:r>
         <w:rPr>
@@ -839,6 +923,7 @@
     </w:p>
     <w:p>
       <w:pPr>
+        <w:spacing w:line="259" w:lineRule="auto" w:after="60"/>
         <w:jc w:val="left"/>
       </w:pPr>
       <w:r>
@@ -847,6 +932,7 @@
     </w:p>
     <w:p>
       <w:pPr>
+        <w:spacing w:line="259" w:lineRule="auto" w:after="60"/>
         <w:jc w:val="left"/>
       </w:pPr>
       <w:r>
@@ -855,6 +941,7 @@
     </w:p>
     <w:p>
       <w:pPr>
+        <w:spacing w:line="259" w:lineRule="auto" w:after="60"/>
         <w:jc w:val="left"/>
       </w:pPr>
       <w:r>
@@ -864,6 +951,7 @@
     <w:p>
       <w:pPr>
         <w:pStyle w:val="Heading2"/>
+        <w:spacing w:line="259" w:lineRule="auto" w:after="60"/>
       </w:pPr>
       <w:r>
         <w:rPr>
@@ -874,6 +962,7 @@
     </w:p>
     <w:p>
       <w:pPr>
+        <w:spacing w:line="259" w:lineRule="auto" w:after="60"/>
         <w:jc w:val="left"/>
       </w:pPr>
       <w:r>
@@ -888,6 +977,7 @@
     </w:p>
     <w:p>
       <w:pPr>
+        <w:spacing w:line="259" w:lineRule="auto" w:after="60"/>
         <w:jc w:val="left"/>
       </w:pPr>
       <w:r>
@@ -902,6 +992,7 @@
     </w:p>
     <w:p>
       <w:pPr>
+        <w:spacing w:line="259" w:lineRule="auto" w:after="60"/>
         <w:jc w:val="left"/>
       </w:pPr>
       <w:r>
@@ -910,6 +1001,7 @@
     </w:p>
     <w:p>
       <w:pPr>
+        <w:spacing w:line="259" w:lineRule="auto" w:after="60"/>
         <w:jc w:val="left"/>
       </w:pPr>
       <w:r>
@@ -918,6 +1010,7 @@
     </w:p>
     <w:p>
       <w:pPr>
+        <w:spacing w:line="259" w:lineRule="auto" w:after="60"/>
         <w:jc w:val="left"/>
       </w:pPr>
       <w:r>
@@ -926,6 +1019,7 @@
     </w:p>
     <w:p>
       <w:pPr>
+        <w:spacing w:line="259" w:lineRule="auto" w:after="60"/>
         <w:jc w:val="left"/>
       </w:pPr>
       <w:r>
@@ -934,6 +1028,7 @@
     </w:p>
     <w:p>
       <w:pPr>
+        <w:spacing w:line="259" w:lineRule="auto" w:after="60"/>
         <w:jc w:val="left"/>
       </w:pPr>
       <w:r>
@@ -943,6 +1038,7 @@
     <w:p>
       <w:pPr>
         <w:pStyle w:val="Heading2"/>
+        <w:spacing w:line="259" w:lineRule="auto" w:after="60"/>
       </w:pPr>
       <w:r>
         <w:rPr>
@@ -953,6 +1049,7 @@
     </w:p>
     <w:p>
       <w:pPr>
+        <w:spacing w:line="259" w:lineRule="auto" w:after="60"/>
         <w:jc w:val="left"/>
       </w:pPr>
       <w:r>
@@ -962,6 +1059,7 @@
     <w:p>
       <w:pPr>
         <w:pStyle w:val="ListNumber"/>
+        <w:spacing w:line="259" w:lineRule="auto" w:after="60"/>
       </w:pPr>
       <w:r>
         <w:t>Der Wortlaut § 3a Abs. 4 EStG verlangt keine Antragsstellung vor Plan-Bestätigung.</w:t>
@@ -970,6 +1068,7 @@
     <w:p>
       <w:pPr>
         <w:pStyle w:val="ListNumber"/>
+        <w:spacing w:line="259" w:lineRule="auto" w:after="60"/>
       </w:pPr>
       <w:r>
         <w:t xml:space="preserve">Die Sanierungsabsicht der Gläubiger ist durch das Gläubigerausschuss-Protokoll v. 25.02.2026 dokumentiert, somit zeitlich </w:t>
@@ -987,6 +1086,7 @@
     <w:p>
       <w:pPr>
         <w:pStyle w:val="ListNumber"/>
+        <w:spacing w:line="259" w:lineRule="auto" w:after="60"/>
       </w:pPr>
       <w:r>
         <w:t>Die Linie FG Koeln 12 K 1413/25 ist nicht höchstrichterlich bestätigt; Revision wurde zugelassen (Az BFH X R 8/26 erwartet).</w:t>
@@ -994,6 +1094,7 @@
     </w:p>
     <w:p>
       <w:pPr>
+        <w:spacing w:line="259" w:lineRule="auto" w:after="60"/>
         <w:jc w:val="left"/>
       </w:pPr>
       <w:r>
@@ -1002,6 +1103,7 @@
     </w:p>
     <w:p>
       <w:pPr>
+        <w:spacing w:line="259" w:lineRule="auto" w:after="60"/>
         <w:jc w:val="left"/>
       </w:pPr>
       <w:r>
@@ -1009,13 +1111,58 @@
       </w:r>
     </w:p>
     <w:sectPr>
+      <w:headerReference w:type="default" r:id="rId9"/>
+      <w:footerReference w:type="default" r:id="rId10"/>
       <w:pgSz w:w="11906" w:h="16838"/>
-      <w:pgMar w:top="1417" w:right="1417" w:bottom="1417" w:left="1417" w:header="720" w:footer="720" w:gutter="0"/>
+      <w:pgMar w:top="1191" w:right="1247" w:bottom="1134" w:left="1361" w:header="720" w:footer="720" w:gutter="0"/>
       <w:cols w:space="720"/>
       <w:docGrid w:linePitch="360"/>
     </w:sectPr>
   </w:body>
 </w:document>
+</file>
+
+<file path=word/footer1.xml><?xml version="1.0" encoding="utf-8"?>
+<w:ftr xmlns:m="http://schemas.openxmlformats.org/officeDocument/2006/math" xmlns:mc="http://schemas.openxmlformats.org/markup-compatibility/2006" xmlns:mo="http://schemas.microsoft.com/office/mac/office/2008/main" xmlns:mv="urn:schemas-microsoft-com:mac:vml" xmlns:o="urn:schemas-microsoft-com:office:office" xmlns:r="http://schemas.openxmlformats.org/officeDocument/2006/relationships" xmlns:v="urn:schemas-microsoft-com:vml" xmlns:w10="urn:schemas-microsoft-com:office:word" xmlns:w14="http://schemas.microsoft.com/office/word/2010/wordml" xmlns:w="http://schemas.openxmlformats.org/wordprocessingml/2006/main" xmlns:wne="http://schemas.microsoft.com/office/word/2006/wordml" xmlns:wp14="http://schemas.microsoft.com/office/word/2010/wordprocessingDrawing" xmlns:wp="http://schemas.openxmlformats.org/drawingml/2006/wordprocessingDrawing" xmlns:wpc="http://schemas.microsoft.com/office/word/2010/wordprocessingCanvas" xmlns:wpg="http://schemas.microsoft.com/office/word/2010/wordprocessingGroup" xmlns:wpi="http://schemas.microsoft.com/office/word/2010/wordprocessingInk" xmlns:wps="http://schemas.microsoft.com/office/word/2010/wordprocessingShape" mc:Ignorable="w14 wp14">
+  <w:p>
+    <w:pPr>
+      <w:pStyle w:val="Footer"/>
+      <w:jc w:val="left"/>
+    </w:pPr>
+    <w:r/>
+    <w:r>
+      <w:rPr>
+        <w:rFonts w:ascii="Times New Roman" w:hAnsi="Times New Roman"/>
+        <w:b w:val="0"/>
+        <w:color w:val="777777"/>
+        <w:sz w:val="17"/>
+      </w:rPr>
+      <w:t>Vertraulich | Bearbeitungsstand Juli 2026 | nur zur Aktenbearbeitung</w:t>
+    </w:r>
+  </w:p>
+</w:ftr>
+</file>
+
+<file path=word/header1.xml><?xml version="1.0" encoding="utf-8"?>
+<w:hdr xmlns:m="http://schemas.openxmlformats.org/officeDocument/2006/math" xmlns:mc="http://schemas.openxmlformats.org/markup-compatibility/2006" xmlns:mo="http://schemas.microsoft.com/office/mac/office/2008/main" xmlns:mv="urn:schemas-microsoft-com:mac:vml" xmlns:o="urn:schemas-microsoft-com:office:office" xmlns:r="http://schemas.openxmlformats.org/officeDocument/2006/relationships" xmlns:v="urn:schemas-microsoft-com:vml" xmlns:w10="urn:schemas-microsoft-com:office:word" xmlns:w14="http://schemas.microsoft.com/office/word/2010/wordml" xmlns:w="http://schemas.openxmlformats.org/wordprocessingml/2006/main" xmlns:wne="http://schemas.microsoft.com/office/word/2006/wordml" xmlns:wp14="http://schemas.microsoft.com/office/word/2010/wordprocessingDrawing" xmlns:wp="http://schemas.openxmlformats.org/drawingml/2006/wordprocessingDrawing" xmlns:wpc="http://schemas.microsoft.com/office/word/2010/wordprocessingCanvas" xmlns:wpg="http://schemas.microsoft.com/office/word/2010/wordprocessingGroup" xmlns:wpi="http://schemas.microsoft.com/office/word/2010/wordprocessingInk" xmlns:wps="http://schemas.microsoft.com/office/word/2010/wordprocessingShape" mc:Ignorable="w14 wp14">
+  <w:p>
+    <w:pPr>
+      <w:pStyle w:val="Header"/>
+      <w:jc w:val="left"/>
+    </w:pPr>
+    <w:r/>
+    <w:r>
+      <w:rPr>
+        <w:rFonts w:ascii="Times New Roman" w:hAnsi="Times New Roman"/>
+        <w:b w:val="0"/>
+        <w:i w:val="0"/>
+        <w:color w:val="666666"/>
+        <w:sz w:val="17"/>
+      </w:rPr>
+      <w:t>Lindenhof und Partner mbB | Insolvenz- und Restrukturierungsakte | Bearbeitungsstand Juli 2026</w:t>
+    </w:r>
+  </w:p>
+</w:hdr>
 </file>
 
 <file path=word/numbering.xml><?xml version="1.0" encoding="utf-8"?>
@@ -1732,11 +1879,12 @@
       <w:contextualSpacing/>
     </w:pPr>
     <w:rPr>
-      <w:rFonts w:asciiTheme="majorHAnsi" w:eastAsiaTheme="majorEastAsia" w:hAnsiTheme="majorHAnsi" w:cstheme="majorBidi"/>
+      <w:rFonts w:asciiTheme="majorHAnsi" w:eastAsiaTheme="majorEastAsia" w:hAnsiTheme="majorHAnsi" w:cstheme="majorBidi" w:ascii="Times New Roman" w:hAnsi="Times New Roman"/>
+      <w:b/>
       <w:color w:val="17365D" w:themeColor="text2" w:themeShade="BF"/>
       <w:spacing w:val="5"/>
       <w:kern w:val="28"/>
-      <w:sz w:val="52"/>
+      <w:sz w:val="30"/>
       <w:szCs w:val="52"/>
     </w:rPr>
   </w:style>
